--- a/J2URsetup.docx
+++ b/J2URsetup.docx
@@ -61,7 +61,7 @@
         <w:rPr>
           <w:b/>
         </w:rPr>
-        <w:t>Version 1.1</w:t>
+        <w:t>Version 1.2 – 5/6/18</w:t>
       </w:r>
     </w:p>
     <w:p>
@@ -141,6 +141,54 @@
       </w:r>
     </w:p>
     <w:p>
+      <w:pPr>
+        <w:rPr>
+          <w:b/>
+          <w:color w:val="4472C4" w:themeColor="accent5"/>
+        </w:rPr>
+      </w:pPr>
+      <w:r>
+        <w:rPr>
+          <w:b/>
+          <w:color w:val="FF0000"/>
+        </w:rPr>
+        <w:t xml:space="preserve">Class labs are at: </w:t>
+      </w:r>
+      <w:hyperlink r:id="rId8" w:history="1">
+        <w:r>
+          <w:rPr>
+            <w:rStyle w:val="Hyperlink"/>
+            <w:color w:val="4472C4" w:themeColor="accent5"/>
+          </w:rPr>
+          <w:t>https://github.com/brentlaster/safaridocs/</w:t>
+        </w:r>
+        <w:r>
+          <w:rPr>
+            <w:rStyle w:val="Hyperlink"/>
+            <w:color w:val="4472C4" w:themeColor="accent5"/>
+          </w:rPr>
+          <w:t>b</w:t>
+        </w:r>
+        <w:r>
+          <w:rPr>
+            <w:rStyle w:val="Hyperlink"/>
+            <w:color w:val="4472C4" w:themeColor="accent5"/>
+          </w:rPr>
+          <w:t>lob/master/J2URlabs.pdf</w:t>
+        </w:r>
+      </w:hyperlink>
+    </w:p>
+    <w:p>
+      <w:pPr>
+        <w:rPr>
+          <w:b/>
+          <w:color w:val="FF0000"/>
+        </w:rPr>
+      </w:pPr>
+      <w:bookmarkStart w:id="0" w:name="_GoBack"/>
+      <w:bookmarkEnd w:id="0"/>
+    </w:p>
+    <w:p>
       <w:r>
         <w:t xml:space="preserve">1. You </w:t>
       </w:r>
@@ -156,7 +204,7 @@
       <w:r>
         <w:t xml:space="preserve">  Virtualbox can be obtained and installed from </w:t>
       </w:r>
-      <w:hyperlink r:id="rId8" w:history="1">
+      <w:hyperlink r:id="rId9" w:history="1">
         <w:r>
           <w:rPr>
             <w:rStyle w:val="Hyperlink"/>
@@ -210,7 +258,7 @@
       <w:r>
         <w:t>the location you received or that is posted</w:t>
       </w:r>
-      <w:hyperlink r:id="rId9" w:tgtFrame="_blank" w:tooltip="This external link will open in a new window" w:history="1"/>
+      <w:hyperlink r:id="rId10" w:tgtFrame="_blank" w:tooltip="This external link will open in a new window" w:history="1"/>
       <w:r>
         <w:t>.</w:t>
       </w:r>
@@ -271,10 +319,7 @@
         <w:t>SHA-256 Checksum: FF772BF6A1D32B2F1EC7522C70955E7E69DEEEE2C42268CDBE20E479F7FFA178</w:t>
       </w:r>
     </w:p>
-    <w:p>
-      <w:bookmarkStart w:id="0" w:name="_GoBack"/>
-      <w:bookmarkEnd w:id="0"/>
-    </w:p>
+    <w:p/>
     <w:p>
       <w:r>
         <w:t>3</w:t>
@@ -383,7 +428,7 @@
                     </pic:cNvPicPr>
                   </pic:nvPicPr>
                   <pic:blipFill>
-                    <a:blip r:embed="rId10">
+                    <a:blip r:embed="rId11">
                       <a:extLst>
                         <a:ext uri="{28A0092B-C50C-407E-A947-70E740481C1C}">
                           <a14:useLocalDpi xmlns:a14="http://schemas.microsoft.com/office/drawing/2010/main" val="0"/>
@@ -498,7 +543,7 @@
                     <pic:cNvPicPr/>
                   </pic:nvPicPr>
                   <pic:blipFill>
-                    <a:blip r:embed="rId11"/>
+                    <a:blip r:embed="rId12"/>
                     <a:stretch>
                       <a:fillRect/>
                     </a:stretch>
@@ -581,102 +626,6 @@
             <wp:extent cx="2705100" cy="2301880"/>
             <wp:effectExtent l="0" t="0" r="0" b="3175"/>
             <wp:docPr id="15" name="Picture 15"/>
-            <wp:cNvGraphicFramePr>
-              <a:graphicFrameLocks xmlns:a="http://schemas.openxmlformats.org/drawingml/2006/main" noChangeAspect="1"/>
-            </wp:cNvGraphicFramePr>
-            <a:graphic xmlns:a="http://schemas.openxmlformats.org/drawingml/2006/main">
-              <a:graphicData uri="http://schemas.openxmlformats.org/drawingml/2006/picture">
-                <pic:pic xmlns:pic="http://schemas.openxmlformats.org/drawingml/2006/picture">
-                  <pic:nvPicPr>
-                    <pic:cNvPr id="1" name=""/>
-                    <pic:cNvPicPr/>
-                  </pic:nvPicPr>
-                  <pic:blipFill>
-                    <a:blip r:embed="rId12"/>
-                    <a:stretch>
-                      <a:fillRect/>
-                    </a:stretch>
-                  </pic:blipFill>
-                  <pic:spPr>
-                    <a:xfrm>
-                      <a:off x="0" y="0"/>
-                      <a:ext cx="2716661" cy="2311718"/>
-                    </a:xfrm>
-                    <a:prstGeom prst="rect">
-                      <a:avLst/>
-                    </a:prstGeom>
-                  </pic:spPr>
-                </pic:pic>
-              </a:graphicData>
-            </a:graphic>
-          </wp:inline>
-        </w:drawing>
-      </w:r>
-      <w:r>
-        <w:rPr>
-          <w:b/>
-        </w:rPr>
-        <w:t xml:space="preserve"> </w:t>
-      </w:r>
-    </w:p>
-    <w:p>
-      <w:pPr>
-        <w:rPr>
-          <w:b/>
-        </w:rPr>
-      </w:pPr>
-    </w:p>
-    <w:p>
-      <w:r>
-        <w:lastRenderedPageBreak/>
-        <w:t>5.</w:t>
-      </w:r>
-      <w:r>
-        <w:rPr>
-          <w:b/>
-        </w:rPr>
-        <w:t xml:space="preserve">  </w:t>
-      </w:r>
-      <w:r>
-        <w:t>You</w:t>
-      </w:r>
-      <w:r>
-        <w:t xml:space="preserve"> may get a pop-up box for the “license” info.  </w:t>
-      </w:r>
-      <w:r>
-        <w:t xml:space="preserve">Read and </w:t>
-      </w:r>
-      <w:r>
-        <w:t xml:space="preserve">click the </w:t>
-      </w:r>
-      <w:r>
-        <w:rPr>
-          <w:b/>
-        </w:rPr>
-        <w:t>Agree</w:t>
-      </w:r>
-      <w:r>
-        <w:t xml:space="preserve"> button. You</w:t>
-      </w:r>
-      <w:r>
-        <w:t>r system will then start processing the import.  This may take a while.</w:t>
-      </w:r>
-    </w:p>
-    <w:p>
-      <w:pPr>
-        <w:rPr>
-          <w:b/>
-        </w:rPr>
-      </w:pPr>
-      <w:r>
-        <w:rPr>
-          <w:noProof/>
-        </w:rPr>
-        <w:drawing>
-          <wp:inline distT="0" distB="0" distL="0" distR="0" wp14:anchorId="3AA31AA1" wp14:editId="2B678A66">
-            <wp:extent cx="2556975" cy="2162175"/>
-            <wp:effectExtent l="0" t="0" r="0" b="0"/>
-            <wp:docPr id="16" name="Picture 16"/>
             <wp:cNvGraphicFramePr>
               <a:graphicFrameLocks xmlns:a="http://schemas.openxmlformats.org/drawingml/2006/main" noChangeAspect="1"/>
             </wp:cNvGraphicFramePr>
@@ -696,7 +645,7 @@
                   <pic:spPr>
                     <a:xfrm>
                       <a:off x="0" y="0"/>
-                      <a:ext cx="2565377" cy="2169279"/>
+                      <a:ext cx="2716661" cy="2311718"/>
                     </a:xfrm>
                     <a:prstGeom prst="rect">
                       <a:avLst/>
@@ -708,97 +657,54 @@
           </wp:inline>
         </w:drawing>
       </w:r>
-    </w:p>
-    <w:p>
-      <w:r>
-        <w:t xml:space="preserve">5.  After the import is finished, you should have a VM listed in VirtualBox named </w:t>
-      </w:r>
-      <w:r>
-        <w:rPr>
-          <w:b/>
-        </w:rPr>
-        <w:t>m2j2</w:t>
-      </w:r>
-      <w:r>
-        <w:rPr>
-          <w:b/>
-        </w:rPr>
-        <w:t>v2</w:t>
-      </w:r>
-      <w:r>
-        <w:t xml:space="preserve">. </w:t>
-      </w:r>
-    </w:p>
-    <w:p>
-      <w:r>
-        <w:t xml:space="preserve">6. </w:t>
-      </w:r>
-      <w:r>
-        <w:rPr>
-          <w:b/>
-        </w:rPr>
-        <w:t>(OPTIONAL)</w:t>
-      </w:r>
-      <w:r>
+      <w:r>
+        <w:rPr>
+          <w:b/>
+        </w:rPr>
         <w:t xml:space="preserve"> </w:t>
       </w:r>
-      <w:r>
-        <w:t xml:space="preserve">At this point, depending on the settings of your physical system, you can adjust the amount of memory for the image if you need/want.  You can do this by clicking on the </w:t>
-      </w:r>
-      <w:r>
-        <w:rPr>
-          <w:b/>
-        </w:rPr>
-        <w:t xml:space="preserve">Settings </w:t>
-      </w:r>
-      <w:r>
-        <w:t xml:space="preserve">icon in the menu bar, then </w:t>
-      </w:r>
-      <w:r>
-        <w:rPr>
-          <w:b/>
-        </w:rPr>
-        <w:t>System</w:t>
-      </w:r>
-      <w:r>
-        <w:rPr>
-          <w:b/>
-        </w:rPr>
-        <w:t xml:space="preserve"> </w:t>
-      </w:r>
-      <w:r>
-        <w:t xml:space="preserve">in the pop-up box for the </w:t>
-      </w:r>
-      <w:r>
-        <w:t>s</w:t>
-      </w:r>
-      <w:r>
-        <w:t>ettings</w:t>
-      </w:r>
-      <w:r>
-        <w:t>.  Then you can adjust the amount of memory for the virtual machine with the slider.</w:t>
-      </w:r>
-    </w:p>
-    <w:p>
-      <w:pPr>
-        <w:rPr>
-          <w:b/>
-        </w:rPr>
-      </w:pPr>
-      <w:r>
-        <w:t xml:space="preserve"> The system can run with as little as </w:t>
-      </w:r>
-      <w:r>
-        <w:t>3</w:t>
-      </w:r>
-      <w:r>
-        <w:t xml:space="preserve"> gig although performance will be degraded.  12 gig</w:t>
-      </w:r>
-      <w:r>
-        <w:t xml:space="preserve"> is not necessary but</w:t>
-      </w:r>
-      <w:r>
-        <w:t xml:space="preserve"> will yield improved performance if your underlying physical machine can support it.  </w:t>
+    </w:p>
+    <w:p>
+      <w:pPr>
+        <w:rPr>
+          <w:b/>
+        </w:rPr>
+      </w:pPr>
+    </w:p>
+    <w:p>
+      <w:r>
+        <w:lastRenderedPageBreak/>
+        <w:t>5.</w:t>
+      </w:r>
+      <w:r>
+        <w:rPr>
+          <w:b/>
+        </w:rPr>
+        <w:t xml:space="preserve">  </w:t>
+      </w:r>
+      <w:r>
+        <w:t>You</w:t>
+      </w:r>
+      <w:r>
+        <w:t xml:space="preserve"> may get a pop-up box for the “license” info.  </w:t>
+      </w:r>
+      <w:r>
+        <w:t xml:space="preserve">Read and </w:t>
+      </w:r>
+      <w:r>
+        <w:t xml:space="preserve">click the </w:t>
+      </w:r>
+      <w:r>
+        <w:rPr>
+          <w:b/>
+        </w:rPr>
+        <w:t>Agree</w:t>
+      </w:r>
+      <w:r>
+        <w:t xml:space="preserve"> button. You</w:t>
+      </w:r>
+      <w:r>
+        <w:t>r system will then start processing the import.  This may take a while.</w:t>
       </w:r>
     </w:p>
     <w:p>
@@ -812,10 +718,10 @@
           <w:noProof/>
         </w:rPr>
         <w:drawing>
-          <wp:inline distT="0" distB="0" distL="0" distR="0" wp14:anchorId="095B7C50" wp14:editId="7FEED498">
-            <wp:extent cx="2698119" cy="1882140"/>
-            <wp:effectExtent l="0" t="0" r="6985" b="3810"/>
-            <wp:docPr id="8" name="Picture 8"/>
+          <wp:inline distT="0" distB="0" distL="0" distR="0" wp14:anchorId="3AA31AA1" wp14:editId="2B678A66">
+            <wp:extent cx="2556975" cy="2162175"/>
+            <wp:effectExtent l="0" t="0" r="0" b="0"/>
+            <wp:docPr id="16" name="Picture 16"/>
             <wp:cNvGraphicFramePr>
               <a:graphicFrameLocks xmlns:a="http://schemas.openxmlformats.org/drawingml/2006/main" noChangeAspect="1"/>
             </wp:cNvGraphicFramePr>
@@ -835,7 +741,7 @@
                   <pic:spPr>
                     <a:xfrm>
                       <a:off x="0" y="0"/>
-                      <a:ext cx="2700920" cy="1884094"/>
+                      <a:ext cx="2565377" cy="2169279"/>
                     </a:xfrm>
                     <a:prstGeom prst="rect">
                       <a:avLst/>
@@ -849,26 +755,95 @@
       </w:r>
     </w:p>
     <w:p>
-      <w:pPr>
-        <w:rPr>
-          <w:b/>
-        </w:rPr>
-      </w:pPr>
-    </w:p>
-    <w:p>
-      <w:pPr>
-        <w:rPr>
-          <w:b/>
-        </w:rPr>
-      </w:pPr>
-      <w:r>
-        <w:t>7. At this point, you can start up the virtual image by right-clicking on the image name and then selecting</w:t>
-      </w:r>
-      <w:r>
-        <w:rPr>
-          <w:b/>
-        </w:rPr>
-        <w:t xml:space="preserve"> Normal Start.</w:t>
+      <w:r>
+        <w:t xml:space="preserve">5.  After the import is finished, you should have a VM listed in VirtualBox named </w:t>
+      </w:r>
+      <w:r>
+        <w:rPr>
+          <w:b/>
+        </w:rPr>
+        <w:t>m2j2</w:t>
+      </w:r>
+      <w:r>
+        <w:rPr>
+          <w:b/>
+        </w:rPr>
+        <w:t>v2</w:t>
+      </w:r>
+      <w:r>
+        <w:t xml:space="preserve">. </w:t>
+      </w:r>
+    </w:p>
+    <w:p>
+      <w:r>
+        <w:t xml:space="preserve">6. </w:t>
+      </w:r>
+      <w:r>
+        <w:rPr>
+          <w:b/>
+        </w:rPr>
+        <w:t>(OPTIONAL)</w:t>
+      </w:r>
+      <w:r>
+        <w:t xml:space="preserve"> </w:t>
+      </w:r>
+      <w:r>
+        <w:t xml:space="preserve">At this point, depending on the settings of your physical system, you can adjust the amount of memory for the image if you need/want.  You can do this by clicking on the </w:t>
+      </w:r>
+      <w:r>
+        <w:rPr>
+          <w:b/>
+        </w:rPr>
+        <w:t xml:space="preserve">Settings </w:t>
+      </w:r>
+      <w:r>
+        <w:t xml:space="preserve">icon in the menu bar, then </w:t>
+      </w:r>
+      <w:r>
+        <w:rPr>
+          <w:b/>
+        </w:rPr>
+        <w:t>System</w:t>
+      </w:r>
+      <w:r>
+        <w:rPr>
+          <w:b/>
+        </w:rPr>
+        <w:t xml:space="preserve"> </w:t>
+      </w:r>
+      <w:r>
+        <w:t xml:space="preserve">in the pop-up box for the </w:t>
+      </w:r>
+      <w:r>
+        <w:t>s</w:t>
+      </w:r>
+      <w:r>
+        <w:t>ettings</w:t>
+      </w:r>
+      <w:r>
+        <w:t>.  Then you can adjust the amount of memory for the virtual machine with the slider.</w:t>
+      </w:r>
+    </w:p>
+    <w:p>
+      <w:pPr>
+        <w:rPr>
+          <w:b/>
+        </w:rPr>
+      </w:pPr>
+      <w:r>
+        <w:t xml:space="preserve"> The system can run with as little as </w:t>
+      </w:r>
+      <w:r>
+        <w:t>3</w:t>
+      </w:r>
+      <w:r>
+        <w:t xml:space="preserve"> gig although performance will be degraded.  12 gig</w:t>
+      </w:r>
+      <w:r>
+        <w:t xml:space="preserve"> is not necessary but</w:t>
+      </w:r>
+      <w:r>
+        <w:t xml:space="preserve"> will yield improved performance if your underlying physical machine can support it.  </w:t>
       </w:r>
     </w:p>
     <w:p>
@@ -881,12 +856,11 @@
         <w:rPr>
           <w:noProof/>
         </w:rPr>
-        <w:lastRenderedPageBreak/>
         <w:drawing>
-          <wp:inline distT="0" distB="0" distL="0" distR="0" wp14:anchorId="634C0D1A" wp14:editId="48709B3D">
-            <wp:extent cx="3054083" cy="2713892"/>
-            <wp:effectExtent l="0" t="0" r="0" b="0"/>
-            <wp:docPr id="12" name="Picture 12"/>
+          <wp:inline distT="0" distB="0" distL="0" distR="0" wp14:anchorId="095B7C50" wp14:editId="7FEED498">
+            <wp:extent cx="2698119" cy="1882140"/>
+            <wp:effectExtent l="0" t="0" r="6985" b="3810"/>
+            <wp:docPr id="8" name="Picture 8"/>
             <wp:cNvGraphicFramePr>
               <a:graphicFrameLocks xmlns:a="http://schemas.openxmlformats.org/drawingml/2006/main" noChangeAspect="1"/>
             </wp:cNvGraphicFramePr>
@@ -906,6 +880,77 @@
                   <pic:spPr>
                     <a:xfrm>
                       <a:off x="0" y="0"/>
+                      <a:ext cx="2700920" cy="1884094"/>
+                    </a:xfrm>
+                    <a:prstGeom prst="rect">
+                      <a:avLst/>
+                    </a:prstGeom>
+                  </pic:spPr>
+                </pic:pic>
+              </a:graphicData>
+            </a:graphic>
+          </wp:inline>
+        </w:drawing>
+      </w:r>
+    </w:p>
+    <w:p>
+      <w:pPr>
+        <w:rPr>
+          <w:b/>
+        </w:rPr>
+      </w:pPr>
+    </w:p>
+    <w:p>
+      <w:pPr>
+        <w:rPr>
+          <w:b/>
+        </w:rPr>
+      </w:pPr>
+      <w:r>
+        <w:t>7. At this point, you can start up the virtual image by right-clicking on the image name and then selecting</w:t>
+      </w:r>
+      <w:r>
+        <w:rPr>
+          <w:b/>
+        </w:rPr>
+        <w:t xml:space="preserve"> Normal Start.</w:t>
+      </w:r>
+    </w:p>
+    <w:p>
+      <w:pPr>
+        <w:rPr>
+          <w:b/>
+        </w:rPr>
+      </w:pPr>
+      <w:r>
+        <w:rPr>
+          <w:noProof/>
+        </w:rPr>
+        <w:lastRenderedPageBreak/>
+        <w:drawing>
+          <wp:inline distT="0" distB="0" distL="0" distR="0" wp14:anchorId="634C0D1A" wp14:editId="48709B3D">
+            <wp:extent cx="3054083" cy="2713892"/>
+            <wp:effectExtent l="0" t="0" r="0" b="0"/>
+            <wp:docPr id="12" name="Picture 12"/>
+            <wp:cNvGraphicFramePr>
+              <a:graphicFrameLocks xmlns:a="http://schemas.openxmlformats.org/drawingml/2006/main" noChangeAspect="1"/>
+            </wp:cNvGraphicFramePr>
+            <a:graphic xmlns:a="http://schemas.openxmlformats.org/drawingml/2006/main">
+              <a:graphicData uri="http://schemas.openxmlformats.org/drawingml/2006/picture">
+                <pic:pic xmlns:pic="http://schemas.openxmlformats.org/drawingml/2006/picture">
+                  <pic:nvPicPr>
+                    <pic:cNvPr id="1" name=""/>
+                    <pic:cNvPicPr/>
+                  </pic:nvPicPr>
+                  <pic:blipFill>
+                    <a:blip r:embed="rId16"/>
+                    <a:stretch>
+                      <a:fillRect/>
+                    </a:stretch>
+                  </pic:blipFill>
+                  <pic:spPr>
+                    <a:xfrm>
+                      <a:off x="0" y="0"/>
                       <a:ext cx="3058436" cy="2717760"/>
                     </a:xfrm>
                     <a:prstGeom prst="rect">
@@ -956,7 +1001,7 @@
                     </pic:cNvPicPr>
                   </pic:nvPicPr>
                   <pic:blipFill>
-                    <a:blip r:embed="rId16" cstate="print">
+                    <a:blip r:embed="rId17" cstate="print">
                       <a:extLst>
                         <a:ext uri="{28A0092B-C50C-407E-A947-70E740481C1C}">
                           <a14:useLocalDpi xmlns:a14="http://schemas.microsoft.com/office/drawing/2010/main" val="0"/>
@@ -1045,7 +1090,7 @@
                     <pic:cNvPicPr/>
                   </pic:nvPicPr>
                   <pic:blipFill>
-                    <a:blip r:embed="rId17"/>
+                    <a:blip r:embed="rId18"/>
                     <a:stretch>
                       <a:fillRect/>
                     </a:stretch>
@@ -1099,7 +1144,7 @@
                     <pic:cNvPicPr/>
                   </pic:nvPicPr>
                   <pic:blipFill>
-                    <a:blip r:embed="rId18"/>
+                    <a:blip r:embed="rId19"/>
                     <a:stretch>
                       <a:fillRect/>
                     </a:stretch>
@@ -1234,7 +1279,7 @@
                     </pic:cNvPicPr>
                   </pic:nvPicPr>
                   <pic:blipFill>
-                    <a:blip r:embed="rId19" cstate="print">
+                    <a:blip r:embed="rId20" cstate="print">
                       <a:extLst>
                         <a:ext uri="{28A0092B-C50C-407E-A947-70E740481C1C}">
                           <a14:useLocalDpi xmlns:a14="http://schemas.microsoft.com/office/drawing/2010/main" val="0"/>
@@ -1302,7 +1347,7 @@
                     </pic:cNvPicPr>
                   </pic:nvPicPr>
                   <pic:blipFill>
-                    <a:blip r:embed="rId20" cstate="print">
+                    <a:blip r:embed="rId21" cstate="print">
                       <a:extLst>
                         <a:ext uri="{28A0092B-C50C-407E-A947-70E740481C1C}">
                           <a14:useLocalDpi xmlns:a14="http://schemas.microsoft.com/office/drawing/2010/main" val="0"/>
@@ -1364,7 +1409,7 @@
                     </pic:cNvPicPr>
                   </pic:nvPicPr>
                   <pic:blipFill>
-                    <a:blip r:embed="rId21" cstate="print">
+                    <a:blip r:embed="rId22" cstate="print">
                       <a:extLst>
                         <a:ext uri="{28A0092B-C50C-407E-A947-70E740481C1C}">
                           <a14:useLocalDpi xmlns:a14="http://schemas.microsoft.com/office/drawing/2010/main" val="0"/>
@@ -1441,7 +1486,7 @@
                     </pic:cNvPicPr>
                   </pic:nvPicPr>
                   <pic:blipFill>
-                    <a:blip r:embed="rId22" cstate="print">
+                    <a:blip r:embed="rId23" cstate="print">
                       <a:extLst>
                         <a:ext uri="{28A0092B-C50C-407E-A947-70E740481C1C}">
                           <a14:useLocalDpi xmlns:a14="http://schemas.microsoft.com/office/drawing/2010/main" val="0"/>
@@ -1679,7 +1724,7 @@
                     <pic:cNvPicPr/>
                   </pic:nvPicPr>
                   <pic:blipFill>
-                    <a:blip r:embed="rId23"/>
+                    <a:blip r:embed="rId24"/>
                     <a:stretch>
                       <a:fillRect/>
                     </a:stretch>
@@ -1731,63 +1776,6 @@
             <wp:extent cx="6858000" cy="2729865"/>
             <wp:effectExtent l="0" t="0" r="0" b="0"/>
             <wp:docPr id="11" name="Picture 11"/>
-            <wp:cNvGraphicFramePr>
-              <a:graphicFrameLocks xmlns:a="http://schemas.openxmlformats.org/drawingml/2006/main" noChangeAspect="1"/>
-            </wp:cNvGraphicFramePr>
-            <a:graphic xmlns:a="http://schemas.openxmlformats.org/drawingml/2006/main">
-              <a:graphicData uri="http://schemas.openxmlformats.org/drawingml/2006/picture">
-                <pic:pic xmlns:pic="http://schemas.openxmlformats.org/drawingml/2006/picture">
-                  <pic:nvPicPr>
-                    <pic:cNvPr id="1" name=""/>
-                    <pic:cNvPicPr/>
-                  </pic:nvPicPr>
-                  <pic:blipFill>
-                    <a:blip r:embed="rId24"/>
-                    <a:stretch>
-                      <a:fillRect/>
-                    </a:stretch>
-                  </pic:blipFill>
-                  <pic:spPr>
-                    <a:xfrm>
-                      <a:off x="0" y="0"/>
-                      <a:ext cx="6858000" cy="2729865"/>
-                    </a:xfrm>
-                    <a:prstGeom prst="rect">
-                      <a:avLst/>
-                    </a:prstGeom>
-                  </pic:spPr>
-                </pic:pic>
-              </a:graphicData>
-            </a:graphic>
-          </wp:inline>
-        </w:drawing>
-      </w:r>
-    </w:p>
-    <w:p/>
-    <w:p>
-      <w:r>
-        <w:t xml:space="preserve">22. Click the checkbox for testing the email configuration.  Enter an email address where you can receive email in the text box and then click the </w:t>
-      </w:r>
-      <w:r>
-        <w:rPr>
-          <w:b/>
-        </w:rPr>
-        <w:t>Test configuration</w:t>
-      </w:r>
-      <w:r>
-        <w:t xml:space="preserve"> button.  </w:t>
-      </w:r>
-    </w:p>
-    <w:p>
-      <w:r>
-        <w:rPr>
-          <w:noProof/>
-        </w:rPr>
-        <w:drawing>
-          <wp:inline distT="0" distB="0" distL="0" distR="0" wp14:anchorId="5388C178" wp14:editId="6DFBC80F">
-            <wp:extent cx="6858000" cy="774700"/>
-            <wp:effectExtent l="0" t="0" r="0" b="6350"/>
-            <wp:docPr id="14" name="Picture 14"/>
             <wp:cNvGraphicFramePr>
               <a:graphicFrameLocks xmlns:a="http://schemas.openxmlformats.org/drawingml/2006/main" noChangeAspect="1"/>
             </wp:cNvGraphicFramePr>
@@ -1807,6 +1795,63 @@
                   <pic:spPr>
                     <a:xfrm>
                       <a:off x="0" y="0"/>
+                      <a:ext cx="6858000" cy="2729865"/>
+                    </a:xfrm>
+                    <a:prstGeom prst="rect">
+                      <a:avLst/>
+                    </a:prstGeom>
+                  </pic:spPr>
+                </pic:pic>
+              </a:graphicData>
+            </a:graphic>
+          </wp:inline>
+        </w:drawing>
+      </w:r>
+    </w:p>
+    <w:p/>
+    <w:p>
+      <w:r>
+        <w:t xml:space="preserve">22. Click the checkbox for testing the email configuration.  Enter an email address where you can receive email in the text box and then click the </w:t>
+      </w:r>
+      <w:r>
+        <w:rPr>
+          <w:b/>
+        </w:rPr>
+        <w:t>Test configuration</w:t>
+      </w:r>
+      <w:r>
+        <w:t xml:space="preserve"> button.  </w:t>
+      </w:r>
+    </w:p>
+    <w:p>
+      <w:r>
+        <w:rPr>
+          <w:noProof/>
+        </w:rPr>
+        <w:drawing>
+          <wp:inline distT="0" distB="0" distL="0" distR="0" wp14:anchorId="5388C178" wp14:editId="6DFBC80F">
+            <wp:extent cx="6858000" cy="774700"/>
+            <wp:effectExtent l="0" t="0" r="0" b="6350"/>
+            <wp:docPr id="14" name="Picture 14"/>
+            <wp:cNvGraphicFramePr>
+              <a:graphicFrameLocks xmlns:a="http://schemas.openxmlformats.org/drawingml/2006/main" noChangeAspect="1"/>
+            </wp:cNvGraphicFramePr>
+            <a:graphic xmlns:a="http://schemas.openxmlformats.org/drawingml/2006/main">
+              <a:graphicData uri="http://schemas.openxmlformats.org/drawingml/2006/picture">
+                <pic:pic xmlns:pic="http://schemas.openxmlformats.org/drawingml/2006/picture">
+                  <pic:nvPicPr>
+                    <pic:cNvPr id="1" name=""/>
+                    <pic:cNvPicPr/>
+                  </pic:nvPicPr>
+                  <pic:blipFill>
+                    <a:blip r:embed="rId26"/>
+                    <a:stretch>
+                      <a:fillRect/>
+                    </a:stretch>
+                  </pic:blipFill>
+                  <pic:spPr>
+                    <a:xfrm>
+                      <a:off x="0" y="0"/>
                       <a:ext cx="6858000" cy="774700"/>
                     </a:xfrm>
                     <a:prstGeom prst="rect">
@@ -1826,8 +1871,8 @@
       </w:r>
     </w:p>
     <w:sectPr>
-      <w:headerReference w:type="default" r:id="rId26"/>
-      <w:footerReference w:type="default" r:id="rId27"/>
+      <w:headerReference w:type="default" r:id="rId27"/>
+      <w:footerReference w:type="default" r:id="rId28"/>
       <w:pgSz w:w="12240" w:h="15840"/>
       <w:pgMar w:top="720" w:right="720" w:bottom="720" w:left="720" w:header="720" w:footer="720" w:gutter="0"/>
       <w:cols w:space="720"/>
@@ -2043,14 +2088,14 @@
         <mc:Fallback>
           <w:pict>
             <v:group w14:anchorId="06FE5ABA" id="Group 155" o:spid="_x0000_s1027" style="position:absolute;margin-left:0;margin-top:0;width:468pt;height:21.6pt;z-index:251661312;mso-position-horizontal:left;mso-position-horizontal-relative:page;mso-position-vertical:center;mso-position-vertical-relative:bottom-margin-area" coordsize="59436,2743" o:gfxdata="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">
-              <v:rect id="Rectangle 156" o:spid="_x0000_s1028" style="position:absolute;width:59436;height:2743;visibility:visible;mso-wrap-style:square;v-text-anchor:middle" o:gfxdata="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" fillcolor="white [3212]" stroked="f" strokeweight="1pt">
+              <v:rect id="Rectangle 156" o:spid="_x0000_s1028" style="position:absolute;width:59436;height:2743;visibility:visible;mso-wrap-style:square;v-text-anchor:middle" o:gfxdata="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" fillcolor="white [3212]" stroked="f" strokeweight="1pt">
                 <v:fill opacity="0"/>
               </v:rect>
               <v:shapetype id="_x0000_t202" coordsize="21600,21600" o:spt="202" path="m,l,21600r21600,l21600,xe">
                 <v:stroke joinstyle="miter"/>
                 <v:path gradientshapeok="t" o:connecttype="rect"/>
               </v:shapetype>
-              <v:shape id="Text Box 157" o:spid="_x0000_s1029" type="#_x0000_t202" style="position:absolute;left:2286;width:53530;height:2527;visibility:visible;mso-wrap-style:square;v-text-anchor:top" o:gfxdata="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" filled="f" stroked="f" strokeweight=".5pt">
+              <v:shape id="Text Box 157" o:spid="_x0000_s1029" type="#_x0000_t202" style="position:absolute;left:2286;width:53530;height:2527;visibility:visible;mso-wrap-style:square;v-text-anchor:top" o:gfxdata="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" filled="f" stroked="f" strokeweight=".5pt">
                 <v:textbox style="mso-fit-shape-to-text:t" inset="0,,0">
                   <w:txbxContent>
                     <w:p>
@@ -2875,7 +2920,6 @@
   <w:style w:type="character" w:default="1" w:styleId="DefaultParagraphFont">
     <w:name w:val="Default Paragraph Font"/>
     <w:uiPriority w:val="1"/>
-    <w:semiHidden/>
     <w:unhideWhenUsed/>
   </w:style>
   <w:style w:type="table" w:default="1" w:styleId="TableNormal">
@@ -3006,6 +3050,34 @@
       <w:ind w:left="720"/>
       <w:contextualSpacing/>
     </w:pPr>
+  </w:style>
+  <w:style w:type="paragraph" w:styleId="NormalWeb">
+    <w:name w:val="Normal (Web)"/>
+    <w:basedOn w:val="Normal"/>
+    <w:uiPriority w:val="99"/>
+    <w:semiHidden/>
+    <w:unhideWhenUsed/>
+    <w:rsid w:val="007A1B01"/>
+    <w:pPr>
+      <w:spacing w:before="100" w:beforeAutospacing="1" w:after="100" w:afterAutospacing="1" w:line="240" w:lineRule="auto"/>
+    </w:pPr>
+    <w:rPr>
+      <w:rFonts w:ascii="Times New Roman" w:eastAsia="Times New Roman" w:hAnsi="Times New Roman" w:cs="Times New Roman"/>
+      <w:sz w:val="24"/>
+      <w:szCs w:val="24"/>
+    </w:rPr>
+  </w:style>
+  <w:style w:type="character" w:styleId="UnresolvedMention">
+    <w:name w:val="Unresolved Mention"/>
+    <w:basedOn w:val="DefaultParagraphFont"/>
+    <w:uiPriority w:val="99"/>
+    <w:semiHidden/>
+    <w:unhideWhenUsed/>
+    <w:rsid w:val="007A1B01"/>
+    <w:rPr>
+      <w:color w:val="808080"/>
+      <w:shd w:val="clear" w:color="auto" w:fill="E6E6E6"/>
+    </w:rPr>
   </w:style>
 </w:styles>
 </file>
@@ -3276,7 +3348,7 @@
 </file>
 
 <file path=customXml/itemProps1.xml><?xml version="1.0" encoding="utf-8"?>
-<ds:datastoreItem xmlns:ds="http://schemas.openxmlformats.org/officeDocument/2006/customXml" ds:itemID="{566DA29F-3E65-4FFE-896D-DDD3EB7BA914}">
+<ds:datastoreItem xmlns:ds="http://schemas.openxmlformats.org/officeDocument/2006/customXml" ds:itemID="{B878C5B9-5AFC-4548-BFB4-C572B3A6B163}">
   <ds:schemaRefs>
     <ds:schemaRef ds:uri="http://schemas.openxmlformats.org/officeDocument/2006/bibliography"/>
   </ds:schemaRefs>
